--- a/daily-reports/2026-09-27/report.docx
+++ b/daily-reports/2026-09-27/report.docx
@@ -28,20 +28,20 @@
         <w:pStyle w:val="Heading2"/>
       </w:pPr>
       <w:r>
-        <w:t>1. jev-chat/jev-chat-jarvis  ⭐ 6,700</w:t>
+        <w:t>1. jev-chat/jev-chat-jarvis  ⭐ 6,706</w:t>
       </w:r>
     </w:p>
     <w:p>
       <w:r>
-        <w:t>语言：Kotlin ｜ Stars：6,700 ｜ Forks：1,155</w:t>
+        <w:t>语言：Kotlin ｜ Stars：6,706 ｜ Forks：1,155</w:t>
         <w:br/>
       </w:r>
       <w:r>
-        <w:t>这是什么：这是一个装在手机上的聊天助手，能在QQ、X（原推特）和飞书里帮你读懂对方的消息，并给出几个可能的回复建议，你点一下就能填到输入框里，发不发完全由你决定。它不会干扰聊天软件，只是读取屏幕内容，不修改任何东西。</w:t>
+        <w:t>这是什么：这是一个装在手机上的聊天助手，能在 QQ、X（原推特）、飞书等聊天软件里，自动读取对方发来的消息，并为你生成几条可能的回复，你只需要点一下就能把回复填到输入框里，发不发完全由你决定。它不会修改聊天软件本身，只是读取屏幕内容，安全又方便。</w:t>
         <w:br/>
       </w:r>
       <w:r>
-        <w:t>能用来做什么：当你不知道该怎么回复别人时，它可以给你提供参考回复，节省思考时间；也适合在多个聊天软件中快速处理消息。</w:t>
+        <w:t>能用来做什么：当你不知道该怎么回复别人时，它可以给你提供参考回复，帮你快速应对聊天；也适合在忙碌时快速处理消息。</w:t>
         <w:br/>
       </w:r>
       <w:r>
@@ -49,7 +49,7 @@
         <w:br/>
       </w:r>
       <w:r>
-        <w:t>对新手有什么帮助：如果你经常为回复消息发愁，这个工具能帮你快速生成回复草稿，让你聊天更轻松。</w:t>
+        <w:t>对新手有什么帮助：如果你经常为回复消息而烦恼，这个工具能帮你节省时间，还能学习如何更好地组织语言。</w:t>
         <w:br/>
       </w:r>
       <w:r>
@@ -70,19 +70,19 @@
         <w:br/>
       </w:r>
       <w:r>
-        <w:t>这是什么：这是一个用Go语言写的智能代理框架，专门为异步任务设计，可以同时处理多个任务而不会互相等待。它适合开发者用来构建能自主运行、处理复杂流程的AI代理。</w:t>
+        <w:t>这是什么：这是一个用 Go 语言编写的智能代理框架，它的特点是“异步优先”，意思是它可以同时处理多个任务，不会因为等待某个任务而卡住。它可以帮助你构建能自动执行复杂操作的 AI 助手。</w:t>
         <w:br/>
       </w:r>
       <w:r>
-        <w:t>能用来做什么：你可以用它来搭建自动处理数据的机器人、智能客服或者自动化工作流，尤其适合需要同时处理很多任务的场景。</w:t>
+        <w:t>能用来做什么：你可以用它来开发能自动处理文件、发送网络请求、执行多步骤任务的 AI 程序，比如自动收集信息、定时任务等。</w:t>
         <w:br/>
       </w:r>
       <w:r>
-        <w:t>适用领域：人工智能、自动化、后端开发</w:t>
+        <w:t>适用领域：AI 开发、自动化任务、后端服务</w:t>
         <w:br/>
       </w:r>
       <w:r>
-        <w:t>对新手有什么帮助：如果你对AI代理感兴趣，这个项目提供了现成的框架，能帮你快速上手开发自己的智能代理，不用从零开始。</w:t>
+        <w:t>对新手有什么帮助：如果你对 AI 代理感兴趣，这个项目提供了现成的框架，让你能快速上手搭建自己的智能助手，学习异步编程和代理设计。</w:t>
         <w:br/>
       </w:r>
       <w:r>
@@ -94,28 +94,28 @@
         <w:pStyle w:val="Heading2"/>
       </w:pPr>
       <w:r>
-        <w:t>3. Contrastive-LM/CLM  ⭐ 1,655</w:t>
+        <w:t>3. Contrastive-LM/CLM  ⭐ 1,663</w:t>
       </w:r>
     </w:p>
     <w:p>
       <w:r>
-        <w:t>语言：Python ｜ Stars：1,655 ｜ Forks：137</w:t>
+        <w:t>语言：Python ｜ Stars：1,663 ｜ Forks：137</w:t>
         <w:br/>
       </w:r>
       <w:r>
-        <w:t>这是什么：这是一个用Python实现的项目，名字叫对比语言模型（CLM），它通过对比学习的方法来训练语言模型，让模型更好地理解文本之间的相似性和差异性。</w:t>
+        <w:t>这是什么：这是一个基于对比学习的语言模型项目，对比学习是一种让模型通过比较相似和不同的例子来学习的方法。它可能用于提升语言模型的理解和生成能力。</w:t>
         <w:br/>
       </w:r>
       <w:r>
-        <w:t>能用来做什么：可以用来做文本分类、信息检索或者语义相似度计算，比如判断两句话意思是否相近。</w:t>
+        <w:t>能用来做什么：可以用于文本分类、语义相似度计算、信息检索等自然语言处理任务。</w:t>
         <w:br/>
       </w:r>
       <w:r>
-        <w:t>适用领域：自然语言处理、机器学习、AI研究</w:t>
+        <w:t>适用领域：自然语言处理、AI 研究、文本分析</w:t>
         <w:br/>
       </w:r>
       <w:r>
-        <w:t>对新手有什么帮助：适合想学习对比学习和语言模型的新手，通过阅读代码可以了解如何用对比方法提升模型效果。</w:t>
+        <w:t>对新手有什么帮助：适合对 AI 和语言模型感兴趣的学习者，通过研究这个项目可以了解对比学习在语言模型中的应用。</w:t>
         <w:br/>
       </w:r>
       <w:r>
@@ -127,20 +127,20 @@
         <w:pStyle w:val="Heading2"/>
       </w:pPr>
       <w:r>
-        <w:t>4. tobi/disktree  ⭐ 1,354</w:t>
+        <w:t>4. tobi/disktree  ⭐ 1,357</w:t>
       </w:r>
     </w:p>
     <w:p>
       <w:r>
-        <w:t>语言：Rust ｜ Stars：1,354 ｜ Forks：89</w:t>
+        <w:t>语言：Rust ｜ Stars：1,357 ｜ Forks：89</w:t>
         <w:br/>
       </w:r>
       <w:r>
-        <w:t>这是什么：这是一个用Rust和GPUI写的磁盘空间分析工具，它用矩形树图（一种用大小不同的方块展示文件占用的可视化方式）帮你快速找到电脑里哪些文件占用了大量空间，并可以方便地删除它们。</w:t>
+        <w:t>这是什么：这是一个用 Rust 语言编写的磁盘空间分析工具，它用矩形树图（一种用大小不同的方块展示文件占用空间的可视化方式）帮你快速找到电脑里哪些文件占用了大量空间，并方便地删除它们。专为 Omarchy 系统设计。</w:t>
         <w:br/>
       </w:r>
       <w:r>
-        <w:t>能用来做什么：当你的电脑硬盘快满了，可以用它直观地看到哪些文件夹或文件最大，然后决定删除哪些来腾出空间。</w:t>
+        <w:t>能用来做什么：当你的电脑磁盘快满了，可以用它直观地看到哪些文件夹或文件最大，然后决定删除哪些来释放空间。</w:t>
         <w:br/>
       </w:r>
       <w:r>
@@ -148,7 +148,7 @@
         <w:br/>
       </w:r>
       <w:r>
-        <w:t>对新手有什么帮助：如果你经常为磁盘空间不足烦恼，这个工具能帮你轻松找出大文件，清理磁盘变得简单直观。</w:t>
+        <w:t>对新手有什么帮助：如果你经常为磁盘空间不足而烦恼，这个工具能帮你轻松找出“空间杀手”，并安全地清理文件，无需记忆复杂的命令。</w:t>
         <w:br/>
       </w:r>
       <w:r>
@@ -160,28 +160,28 @@
         <w:pStyle w:val="Heading2"/>
       </w:pPr>
       <w:r>
-        <w:t>5. yetone/magpie  ⭐ 1,101</w:t>
+        <w:t>5. yetone/magpie  ⭐ 1,103</w:t>
       </w:r>
     </w:p>
     <w:p>
       <w:r>
-        <w:t>语言：Go ｜ Stars：1,101 ｜ Forks：64</w:t>
+        <w:t>语言：Go ｜ Stars：1,103 ｜ Forks：64</w:t>
         <w:br/>
       </w:r>
       <w:r>
-        <w:t>这是什么：这是一个用Go写的工具，它把各种AI代理（比如Codex、Claude Code）的模型访问集中到一个地方，让你可以从菜单栏快速切换不同的模型，比如在DeepSeek上运行Codex，在Kimi上运行Claude Code。</w:t>
+        <w:t>这是什么：这是一个菜单栏小工具，它把各种 AI 代理（比如 Codex、Claude Code）的模型调用集中到一个地方。你可以方便地在不同 AI 服务之间切换，比如让 Codex 使用 DeepSeek 的模型，让 Claude Code 使用 Kimi 的模型。</w:t>
         <w:br/>
       </w:r>
       <w:r>
-        <w:t>能用来做什么：当你需要同时使用多个AI模型时，不用分别打开不同软件，通过这个工具就能统一管理和调用。</w:t>
+        <w:t>能用来做什么：当你同时使用多个 AI 助手时，可以通过它统一管理，快速切换模型，提高工作效率。</w:t>
         <w:br/>
       </w:r>
       <w:r>
-        <w:t>适用领域：AI工具、效率提升、开发辅助</w:t>
+        <w:t>适用领域：AI 工具集成、效率提升、开发辅助</w:t>
         <w:br/>
       </w:r>
       <w:r>
-        <w:t>对新手有什么帮助：如果你经常使用多个AI模型，这个工具能帮你简化操作，提高工作效率，尤其适合开发者。</w:t>
+        <w:t>对新手有什么帮助：如果你经常使用不同的 AI 编程助手，这个工具能帮你省去反复配置的麻烦，让 AI 服务随叫随到。</w:t>
         <w:br/>
       </w:r>
       <w:r>
@@ -212,7 +212,7 @@
         <w:t>How to keep enjoying programming in a world of LLMs</w:t>
       </w:r>
       <w:r>
-        <w:t>（👍 195）</w:t>
+        <w:t>（👍 200）</w:t>
       </w:r>
       <w:r>
         <w:br/>
@@ -220,7 +220,7 @@
       </w:r>
       <w:r>
         <w:br/>
-        <w:t>摘要：这篇文章探讨了在大型语言模型（LLM）日益普及的时代，程序员如何保持对编程的热爱与乐趣。它可能讨论了如何将LLM作为辅助工具而非替代品，从而让开发者更专注于创造性和有挑战性的工作。</w:t>
+        <w:t>摘要：这篇文章探讨了在大型语言模型（LLM）日益普及的背景下，程序员如何保持对编程的热爱和乐趣。它可能提供了平衡使用LLM与个人技能发展的建议，对于担心被AI取代的开发者具有启发意义。</w:t>
       </w:r>
     </w:p>
     <w:p>
@@ -239,7 +239,7 @@
       </w:r>
       <w:r>
         <w:br/>
-        <w:t>摘要：介绍了一个极简的Jev风格包装器，仅用一个函数就能调用各种LLM，包括视觉模型。这种轻量级封装降低了使用不同模型的门槛，方便开发者快速集成和切换。</w:t>
+        <w:t>摘要：介绍了一个类似Jev的轻量级LLM封装函数，支持视觉模型，简化了调用不同LLM的流程。这种工具降低了开发者集成AI模型的门槛，提高了开发效率。</w:t>
       </w:r>
     </w:p>
     <w:p>
@@ -263,7 +263,7 @@
       </w:r>
       <w:r>
         <w:br/>
-        <w:t>摘要：索辰科技宣布加码世界模型，并与战略投资企业美梦空间联合发布了具身模型及物理测评标准。这标志着国内企业在具身智能和世界模型领域的技术布局，可能推动相关行业标准的建立。</w:t>
+        <w:t>摘要：索辰科技与美梦空间联合发布了具身模型和物理测评标准，加码世界模型领域。这标志着中国企业在具身智能和物理仿真方面的深入布局，可能推动相关行业标准建立。</w:t>
       </w:r>
     </w:p>
     <w:p>
@@ -287,7 +287,7 @@
       </w:r>
       <w:r>
         <w:br/>
-        <w:t>摘要：报道称Jev开发商在9天内估值暴涨50倍，达到100亿美元。这反映了市场对LLM相关技术的狂热追捧，也引发了对估值泡沫和可持续性的关注。</w:t>
+        <w:t>摘要：Jev开发商在9天内估值暴涨50倍，达到100亿美元，反映了市场对AI编程工具的高度追捧。这一现象凸显了AI领域的投资热度，但也引发对估值泡沫的担忧。</w:t>
       </w:r>
     </w:p>
     <w:sectPr>
